--- a/docs/manuals/战斗实验室操作与实现手册.docx
+++ b/docs/manuals/战斗实验室操作与实现手册.docx
@@ -525,14 +525,8 @@
             </w:tcMar>
           </w:tcPr>
           <w:p>
-            <w:pPr>
-              <w:spacing w:after="40" w:line="252" w:lineRule="auto"/>
-            </w:pPr>
             <w:r>
-              <w:rPr>
-                <w:sz w:val="20"/>
-              </w:rPr>
-              <w:t>剑火焰</w:t>
+              <w:t>剑:火焰附魔</w:t>
             </w:r>
           </w:p>
         </w:tc>
@@ -548,14 +542,8 @@
             </w:tcMar>
           </w:tcPr>
           <w:p>
-            <w:pPr>
-              <w:spacing w:after="40" w:line="252" w:lineRule="auto"/>
-            </w:pPr>
             <w:r>
-              <w:rPr>
-                <w:sz w:val="20"/>
-              </w:rPr>
-              <w:t>只对剑有效，选其他武器时控件禁用</w:t>
+              <w:t>只对剑有效；选择一次后启用灼烧并解锁三条火焰强化</w:t>
             </w:r>
           </w:p>
         </w:tc>
@@ -571,14 +559,8 @@
             </w:tcMar>
           </w:tcPr>
           <w:p>
-            <w:pPr>
-              <w:spacing w:after="40" w:line="252" w:lineRule="auto"/>
-            </w:pPr>
             <w:r>
-              <w:rPr>
-                <w:sz w:val="20"/>
-              </w:rPr>
-              <w:t>开启</w:t>
+              <w:t>正式卡牌</w:t>
             </w:r>
           </w:p>
         </w:tc>
@@ -595,7 +577,7 @@
     </w:p>
     <w:p>
       <w:r>
-        <w:t>观察怪物 AI：选择目标怪物，武器选“无”，同屏上限设为 1，保持免接触伤害。测试武器升级：选择目标武器，开始后反复按 U 并选卡。对照普通剑与火焰剑：分别关闭、开启“剑火焰”，在相同怪物与数量下观察。</w:t>
+        <w:t>观察怪物 AI：选择目标怪物，武器选“无”，同屏上限设为 1，保持免接触伤害。测试武器升级：选择目标武器，开始后反复按 U 并选卡。默认剑为普通剑。选择正式升级卡“剑:火焰附魔”后，剑才获得灼烧并解锁三条火焰强化：灼烧伤害、持续时间、灼烧频率；每条各 5 级，卡牌只可选择一次。</w:t>
       </w:r>
     </w:p>
     <w:p>
@@ -760,7 +742,7 @@
         <w:br/>
         <w:t>python3 tools/run_combat_lab.py --enemy 宝箱怪 --weapon 无</w:t>
         <w:br/>
-        <w:t>python3 tools/run_combat_lab.py --weapon 剑 --no-fire</w:t>
+        <w:t>python3 tools/run_combat_lab.py --weapon 剑</w:t>
         <w:br/>
         <w:t>python3 tools/run_combat_lab.py --no-gui</w:t>
       </w:r>
@@ -1008,14 +990,8 @@
             </w:tcMar>
           </w:tcPr>
           <w:p>
-            <w:pPr>
-              <w:spacing w:after="40" w:line="252" w:lineRule="auto"/>
-            </w:pPr>
             <w:r>
-              <w:rPr>
-                <w:sz w:val="20"/>
-              </w:rPr>
-              <w:t>--vulnerable / --no-fire</w:t>
+              <w:t>--vulnerable</w:t>
             </w:r>
           </w:p>
         </w:tc>
@@ -1031,14 +1007,8 @@
             </w:tcMar>
           </w:tcPr>
           <w:p>
-            <w:pPr>
-              <w:spacing w:after="40" w:line="252" w:lineRule="auto"/>
-            </w:pPr>
             <w:r>
-              <w:rPr>
-                <w:sz w:val="20"/>
-              </w:rPr>
-              <w:t>恢复接触伤害 / 关闭剑火焰</w:t>
+              <w:t>恢复接触伤害</w:t>
             </w:r>
           </w:p>
         </w:tc>
@@ -1635,14 +1605,8 @@
             </w:tcMar>
           </w:tcPr>
           <w:p>
-            <w:pPr>
-              <w:spacing w:after="40" w:line="252" w:lineRule="auto"/>
-            </w:pPr>
             <w:r>
-              <w:rPr>
-                <w:sz w:val="20"/>
-              </w:rPr>
-              <w:t>伤害 5、攻速 5</w:t>
+              <w:t>伤害 5、攻速 5、火焰伤害 5、火焰持续 5、火焰频率 5</w:t>
             </w:r>
           </w:p>
         </w:tc>
@@ -2233,7 +2197,7 @@
     </w:p>
     <w:p>
       <w:r>
-        <w:t>本次整理核对了当前源码、链接与 Word 排版，没有重新运行 Godot。图形配置页的交互、不同窗口尺寸和实际显示仍需在隔离副本中验证。附录图片保留原日期，不代表本次重新验收。</w:t>
+        <w:t>2026年9月23日已将火焰剑接入正式升级卡“剑:火焰附魔”，并加入灼烧伤害、持续时间、灼烧频率三条各 5 级强化。正式默认剑仍为普通剑，选择卡牌后才启用灼烧。图形配置页的交互、不同窗口尺寸和实际显示仍需在隔离副本中验证。附录图片保留原日期。</w:t>
       </w:r>
     </w:p>
     <w:p>
@@ -2405,7 +2369,7 @@
     </w:p>
     <w:p>
       <w:r>
-        <w:t>以下为 2026年9月19日隔离展示场景，直接伤害配置为 5；未修改正式地图或 UI。灼烧默认持续 6 秒，每 2 秒伤害 3。配置规则见 docs/FIRE_BUFF.md，日志在 docs/verification/fire-20260919/。</w:t>
+        <w:t>以下为 2026年9月19日隔离展示场景，直接伤害配置为 5；未修改正式地图或 UI。灼烧默认持续 6 秒，每 2 秒伤害 3。这些历史图片展示火焰机制与表现；当前正式游戏需选择“剑:火焰附魔”卡牌后才会启用，之后可升级灼烧伤害、持续时间和频率。配置规则见 docs/FIRE_BUFF.md，日志在 docs/verification/fire-20260919/。</w:t>
       </w:r>
     </w:p>
     <w:p>

--- a/docs/manuals/战斗实验室操作与实现手册.docx
+++ b/docs/manuals/战斗实验室操作与实现手册.docx
@@ -12,7 +12,7 @@
     </w:p>
     <w:p>
       <w:r>
-        <w:t>Godot 4.3 · blood 项目 · 更新日期 2026年9月23日</w:t>
+        <w:t>Godot 4.3 · blood 项目 · 更新日期 2026年9月24日</w:t>
       </w:r>
     </w:p>
     <w:p>
@@ -35,7 +35,7 @@
     </w:p>
     <w:p>
       <w:r>
-        <w:t>在配置页选择怪物、武器和生成参数，点击“开始实验”。开始前不会实例化战斗主场景。需要换一组条件时，关闭窗口并重新启动；当前没有运行中返回配置页的入口。</w:t>
+        <w:t>在配置页选择怪物、武器和生成参数，点击“开始实验”。战斗开始前不会实例化主场景。另可点击“回血效果预览”单独观察屏闪，按 Esc 返回并保留配置。战斗实验开始后换条件仍需关闭窗口并重新启动。</w:t>
       </w:r>
     </w:p>
     <w:tbl>
@@ -1349,7 +1349,7 @@
     </w:p>
     <w:p>
       <w:r>
-        <w:t>LabState 分为 CONFIGURING、STARTING、RUNNING、FAILED。开始按钮读取表单后进入 STARTING；重复点击不再创建第二个主场景。成功后隐藏表单、显示运行面板；无效配置走 FAILED，headless 下以失败码退出。</w:t>
+        <w:t>LabState 包含 CONFIGURING、STARTING、RUNNING、FAILED 和 PREVIEW。战斗从 CONFIGURING 经 STARTING 进入 RUNNING；错误进入 FAILED。回血预览由 CONFIGURING 进入 PREVIEW，返回后恢复 CONFIGURING；预览期间禁止创建战斗或重复进入。</w:t>
       </w:r>
     </w:p>
     <w:p>
@@ -2241,6 +2241,62 @@
         <w:pStyle w:val="Heading1"/>
       </w:pPr>
       <w:r>
+        <w:t>8 回血效果预览</w:t>
+      </w:r>
+    </w:p>
+    <w:p>
+      <w:r>
+        <w:t>入口统一为 Combat Lab.command。配置页点击“回血效果预览”，不创建敌人、掉落或升级。预览期间暂停背景音乐及重播计时器；退出时恢复进入前的音乐状态。沿用实验室隔离副本与存档，不需要额外启动器。</w:t>
+      </w:r>
+    </w:p>
+    <w:p>
+      <w:r>
+        <w:t>按 H、Enter、空格或“立即回血”恢复 1 点生命。初始为 4 / 10，满血后再次触发先重置为 4 再回到 5，可无限重复观察。Tab 隐藏或显示面板；隐藏时仍能回血和按 Esc 返回。也可点击“返回实验室（Esc）”。重新进入会重置计数和生命，原配置表单保留。</w:t>
+      </w:r>
+    </w:p>
+    <w:p>
+      <w:r>
+        <w:t>来源：test/heal_vignette_preview.gd，trigger_heal() 完整函数。复用 HealthComponent，先修改生命，再由 health_heal 回调转发 GameEvents.player_heal，正式 Vignette 随后播放 heal 动画。只模拟 Player 的事件转发，未实例化完整玩家或 Buff。</w:t>
+      </w:r>
+    </w:p>
+    <w:p>
+      <w:pPr>
+        <w:pStyle w:val="SourceCode"/>
+      </w:pPr>
+      <w:r>
+        <w:t>func trigger_heal() -&gt; void:</w:t>
+        <w:br/>
+        <w:tab/>
+        <w:t>if health_component.current_health &gt;= health_component.max_health:</w:t>
+        <w:br/>
+        <w:tab/>
+        <w:tab/>
+        <w:t>health_component.current_health = 4</w:t>
+        <w:br/>
+        <w:tab/>
+        <w:t>health_component.heal(1)</w:t>
+      </w:r>
+    </w:p>
+    <w:p>
+      <w:r>
+        <w:t>在 sences/ui/vignette.tscn 调整 heal 动画。当前总长 0.55 秒，0.09 秒到峰值；强度 0.92、透明度参数 0.17，末帧回到基础暗色。三个轨道共同影响 Shader，透明度参数并非最终屏幕 alpha。修改后重开实验室以复制最新实现。</w:t>
+      </w:r>
+    </w:p>
+    <w:p>
+      <w:r>
+        <w:t>返回由 exit_requested 信号通知 CombatLab.close_heal_preview()；输入回调完成后卸载预览，防止关闭按钮仍在处理时释放节点。Tab 隐藏面板后仍可用 Esc 返回。场景源码为 test/heal_vignette_preview.tscn，管理源码为 test/combat_lab/combat_lab.gd。</w:t>
+      </w:r>
+    </w:p>
+    <w:p>
+      <w:r>
+        <w:t>验证范围：2026年9月24日隔离实验室回归新增预览进入、加血、防重复启动、音乐恢复、表单保留和再次进入检查。此窗口不覆盖治疗粒子、声音、15 秒周期、受伤打断或战斗暂停；历史图片仍仅代表标注日期。</w:t>
+      </w:r>
+    </w:p>
+    <w:p>
+      <w:pPr>
+        <w:pStyle w:val="Heading1"/>
+      </w:pPr>
+      <w:r>
         <w:t>附录 A 实验场历史画面</w:t>
       </w:r>
     </w:p>
